--- a/BingeSpice v1.0/Project-code-v1.0.docx
+++ b/BingeSpice v1.0/Project-code-v1.0.docx
@@ -170,7 +170,7 @@
                                     <w:sz w:val="96"/>
                                     <w:szCs w:val="96"/>
                                   </w:rPr>
-                                  <w:t>v0.</w:t>
+                                  <w:t>v</w:t>
                                 </w:r>
                                 <w:r>
                                   <w:rPr>
@@ -180,7 +180,7 @@
                                     <w:sz w:val="96"/>
                                     <w:szCs w:val="96"/>
                                   </w:rPr>
-                                  <w:t>2</w:t>
+                                  <w:t>1.0</w:t>
                                 </w:r>
                                 <w:r>
                                   <w:rPr>
@@ -275,7 +275,7 @@
                               <w:sz w:val="96"/>
                               <w:szCs w:val="96"/>
                             </w:rPr>
-                            <w:t>v0.</w:t>
+                            <w:t>v</w:t>
                           </w:r>
                           <w:r>
                             <w:rPr>
@@ -285,7 +285,7 @@
                               <w:sz w:val="96"/>
                               <w:szCs w:val="96"/>
                             </w:rPr>
-                            <w:t>2</w:t>
+                            <w:t>1.0</w:t>
                           </w:r>
                           <w:r>
                             <w:rPr>
@@ -469,11 +469,19 @@
               <w:rStyle w:val="TitleChar"/>
             </w:rPr>
           </w:pPr>
+          <w:proofErr w:type="spellStart"/>
           <w:r>
             <w:rPr>
               <w:rStyle w:val="TitleChar"/>
             </w:rPr>
-            <w:t>Περιεχόμενα</w:t>
+            <w:t>Περιεχόμεν</w:t>
+          </w:r>
+          <w:proofErr w:type="spellEnd"/>
+          <w:r>
+            <w:rPr>
+              <w:rStyle w:val="TitleChar"/>
+            </w:rPr>
+            <w:t>α</w:t>
           </w:r>
         </w:p>
         <w:p>
@@ -1710,6 +1718,7 @@
                                 </w:rPr>
                                 <w:t>.</w:t>
                               </w:r>
+                              <w:proofErr w:type="spellStart"/>
                               <w:r>
                                 <w:rPr>
                                   <w:rStyle w:val="Hyperlink"/>
@@ -1717,6 +1726,7 @@
                                 </w:rPr>
                                 <w:t>upatras</w:t>
                               </w:r>
+                              <w:proofErr w:type="spellEnd"/>
                               <w:r>
                                 <w:rPr>
                                   <w:rStyle w:val="Hyperlink"/>
@@ -1878,6 +1888,7 @@
                           </w:rPr>
                           <w:t>.</w:t>
                         </w:r>
+                        <w:proofErr w:type="spellStart"/>
                         <w:r>
                           <w:rPr>
                             <w:rStyle w:val="Hyperlink"/>
@@ -1885,6 +1896,7 @@
                           </w:rPr>
                           <w:t>upatras</w:t>
                         </w:r>
+                        <w:proofErr w:type="spellEnd"/>
                         <w:r>
                           <w:rPr>
                             <w:rStyle w:val="Hyperlink"/>
@@ -3412,6 +3424,7 @@
         </w:rPr>
         <w:t xml:space="preserve">στον φάκελο </w:t>
       </w:r>
+      <w:proofErr w:type="spellStart"/>
       <w:r>
         <w:rPr>
           <w:color w:val="156082" w:themeColor="accent1"/>
@@ -3420,6 +3433,7 @@
         </w:rPr>
         <w:t>Bingespice</w:t>
       </w:r>
+      <w:proofErr w:type="spellEnd"/>
       <w:r>
         <w:rPr>
           <w:color w:val="156082" w:themeColor="accent1"/>
@@ -3881,7 +3895,15 @@
                                 <w:szCs w:val="32"/>
                                 <w:lang w:val="el-GR"/>
                               </w:rPr>
-                              <w:t xml:space="preserve">Σε περίπτωση που ο κωδικός </w:t>
+                              <w:t xml:space="preserve">Σε </w:t>
+                            </w:r>
+                            <w:r>
+                              <w:rPr>
+                                <w:sz w:val="32"/>
+                                <w:szCs w:val="32"/>
+                                <w:lang w:val="el-GR"/>
+                              </w:rPr>
+                              <w:t xml:space="preserve">περίπτωση που ο κωδικός </w:t>
                             </w:r>
                             <w:r>
                               <w:rPr>
@@ -3947,7 +3969,15 @@
                           <w:szCs w:val="32"/>
                           <w:lang w:val="el-GR"/>
                         </w:rPr>
-                        <w:t xml:space="preserve">Σε περίπτωση που ο κωδικός </w:t>
+                        <w:t xml:space="preserve">Σε </w:t>
+                      </w:r>
+                      <w:r>
+                        <w:rPr>
+                          <w:sz w:val="32"/>
+                          <w:szCs w:val="32"/>
+                          <w:lang w:val="el-GR"/>
+                        </w:rPr>
+                        <w:t xml:space="preserve">περίπτωση που ο κωδικός </w:t>
                       </w:r>
                       <w:r>
                         <w:rPr>
@@ -4147,6 +4177,7 @@
         </w:rPr>
         <w:t xml:space="preserve">Ο κώδικας του προγράμματος βρίσκεται στον φάκελο </w:t>
       </w:r>
+      <w:proofErr w:type="spellStart"/>
       <w:r>
         <w:rPr>
           <w:sz w:val="32"/>
@@ -4154,6 +4185,7 @@
         </w:rPr>
         <w:t>Bingespice</w:t>
       </w:r>
+      <w:proofErr w:type="spellEnd"/>
       <w:r>
         <w:rPr>
           <w:sz w:val="32"/>
@@ -4446,6 +4478,7 @@
         </w:rPr>
         <w:t>/</w:t>
       </w:r>
+      <w:proofErr w:type="spellStart"/>
       <w:r>
         <w:rPr>
           <w:sz w:val="32"/>
@@ -4453,6 +4486,7 @@
         </w:rPr>
         <w:t>Bingespice</w:t>
       </w:r>
+      <w:proofErr w:type="spellEnd"/>
       <w:r>
         <w:rPr>
           <w:sz w:val="32"/>
@@ -4476,6 +4510,7 @@
         </w:rPr>
         <w:t>/</w:t>
       </w:r>
+      <w:proofErr w:type="spellStart"/>
       <w:r>
         <w:rPr>
           <w:sz w:val="32"/>
@@ -4483,6 +4518,7 @@
         </w:rPr>
         <w:t>javafx</w:t>
       </w:r>
+      <w:proofErr w:type="spellEnd"/>
       <w:r>
         <w:rPr>
           <w:sz w:val="32"/>
@@ -4491,6 +4527,7 @@
         </w:rPr>
         <w:t>-</w:t>
       </w:r>
+      <w:proofErr w:type="spellStart"/>
       <w:r>
         <w:rPr>
           <w:sz w:val="32"/>
@@ -4498,6 +4535,7 @@
         </w:rPr>
         <w:t>sdk</w:t>
       </w:r>
+      <w:proofErr w:type="spellEnd"/>
       <w:r>
         <w:rPr>
           <w:sz w:val="32"/>
@@ -4842,12 +4880,21 @@
         </w:rPr>
         <w:t xml:space="preserve">). </w:t>
       </w:r>
-      <w:r>
-        <w:rPr>
-          <w:sz w:val="32"/>
-          <w:szCs w:val="32"/>
-        </w:rPr>
-        <w:t>Συγκεκριμένα:</w:t>
+      <w:proofErr w:type="spellStart"/>
+      <w:r>
+        <w:rPr>
+          <w:sz w:val="32"/>
+          <w:szCs w:val="32"/>
+        </w:rPr>
+        <w:t>Συγκεκριμέν</w:t>
+      </w:r>
+      <w:proofErr w:type="spellEnd"/>
+      <w:r>
+        <w:rPr>
+          <w:sz w:val="32"/>
+          <w:szCs w:val="32"/>
+        </w:rPr>
+        <w:t>α:</w:t>
       </w:r>
     </w:p>
     <w:p>
@@ -5425,6 +5472,7 @@
         </w:rPr>
         <w:t xml:space="preserve"> </w:t>
       </w:r>
+      <w:proofErr w:type="spellStart"/>
       <w:r>
         <w:rPr>
           <w:color w:val="00B050"/>
@@ -5433,6 +5481,7 @@
         </w:rPr>
         <w:t>SceneBuilder</w:t>
       </w:r>
+      <w:proofErr w:type="spellEnd"/>
     </w:p>
     <w:p>
       <w:pPr>
@@ -5758,6 +5807,7 @@
         </w:rPr>
         <w:t>://</w:t>
       </w:r>
+      <w:proofErr w:type="spellStart"/>
       <w:r>
         <w:rPr>
           <w:rStyle w:val="Hyperlink"/>
@@ -5766,6 +5816,7 @@
         </w:rPr>
         <w:t>chatgpt</w:t>
       </w:r>
+      <w:proofErr w:type="spellEnd"/>
       <w:r>
         <w:rPr>
           <w:rStyle w:val="Hyperlink"/>
@@ -5811,6 +5862,7 @@
         </w:rPr>
         <w:t xml:space="preserve"> </w:t>
       </w:r>
+      <w:proofErr w:type="spellStart"/>
       <w:r>
         <w:rPr>
           <w:color w:val="00B050"/>
@@ -5819,6 +5871,7 @@
         </w:rPr>
         <w:t>Lucidchart</w:t>
       </w:r>
+      <w:proofErr w:type="spellEnd"/>
     </w:p>
     <w:p>
       <w:pPr>
@@ -5906,6 +5959,7 @@
         </w:rPr>
         <w:t xml:space="preserve"> </w:t>
       </w:r>
+      <w:proofErr w:type="spellStart"/>
       <w:r>
         <w:rPr>
           <w:sz w:val="32"/>
@@ -5913,6 +5967,7 @@
         </w:rPr>
         <w:t>Lucidchart</w:t>
       </w:r>
+      <w:proofErr w:type="spellEnd"/>
       <w:r>
         <w:rPr>
           <w:sz w:val="32"/>
@@ -5943,14 +5998,68 @@
         <w:rPr>
           <w:sz w:val="44"/>
           <w:szCs w:val="44"/>
-        </w:rPr>
-      </w:pPr>
-      <w:r>
-        <w:rPr>
-          <w:sz w:val="32"/>
-          <w:szCs w:val="32"/>
-        </w:rPr>
-        <w:instrText xml:space="preserve">https://www.lucidchart.com </w:instrText>
+          <w:lang w:val="el-GR"/>
+        </w:rPr>
+      </w:pPr>
+      <w:r>
+        <w:rPr>
+          <w:sz w:val="32"/>
+          <w:szCs w:val="32"/>
+        </w:rPr>
+        <w:instrText>https</w:instrText>
+      </w:r>
+      <w:r>
+        <w:rPr>
+          <w:sz w:val="32"/>
+          <w:szCs w:val="32"/>
+          <w:lang w:val="el-GR"/>
+        </w:rPr>
+        <w:instrText>://</w:instrText>
+      </w:r>
+      <w:r>
+        <w:rPr>
+          <w:sz w:val="32"/>
+          <w:szCs w:val="32"/>
+        </w:rPr>
+        <w:instrText>www</w:instrText>
+      </w:r>
+      <w:r>
+        <w:rPr>
+          <w:sz w:val="32"/>
+          <w:szCs w:val="32"/>
+          <w:lang w:val="el-GR"/>
+        </w:rPr>
+        <w:instrText>.</w:instrText>
+      </w:r>
+      <w:r>
+        <w:rPr>
+          <w:sz w:val="32"/>
+          <w:szCs w:val="32"/>
+        </w:rPr>
+        <w:instrText>lucidchart</w:instrText>
+      </w:r>
+      <w:r>
+        <w:rPr>
+          <w:sz w:val="32"/>
+          <w:szCs w:val="32"/>
+          <w:lang w:val="el-GR"/>
+        </w:rPr>
+        <w:instrText>.</w:instrText>
+      </w:r>
+      <w:r>
+        <w:rPr>
+          <w:sz w:val="32"/>
+          <w:szCs w:val="32"/>
+        </w:rPr>
+        <w:instrText>com</w:instrText>
+      </w:r>
+      <w:r>
+        <w:rPr>
+          <w:sz w:val="32"/>
+          <w:szCs w:val="32"/>
+          <w:lang w:val="el-GR"/>
+        </w:rPr>
+        <w:instrText xml:space="preserve"> </w:instrText>
       </w:r>
     </w:p>
     <w:p>
@@ -5976,6 +6085,13 @@
           <w:szCs w:val="44"/>
           <w:lang w:val="el-GR"/>
         </w:rPr>
+      </w:r>
+      <w:r>
+        <w:rPr>
+          <w:sz w:val="44"/>
+          <w:szCs w:val="44"/>
+          <w:lang w:val="el-GR"/>
+        </w:rPr>
         <w:fldChar w:fldCharType="separate"/>
       </w:r>
     </w:p>
@@ -5993,15 +6109,7 @@
           <w:sz w:val="32"/>
           <w:szCs w:val="32"/>
         </w:rPr>
-        <w:t>https://www.lucidchart.com</w:t>
-      </w:r>
-      <w:r>
-        <w:rPr>
-          <w:rStyle w:val="Hyperlink"/>
-          <w:sz w:val="32"/>
-          <w:szCs w:val="32"/>
-        </w:rPr>
-        <w:t xml:space="preserve"> </w:t>
+        <w:t xml:space="preserve">https://www.lucidchart.com </w:t>
       </w:r>
     </w:p>
     <w:p>
@@ -6053,24 +6161,24 @@
           <w:szCs w:val="32"/>
           <w:lang w:val="el-GR"/>
         </w:rPr>
-        <w:t xml:space="preserve">Χρησιμοποήθηκε για </w:t>
+        <w:t xml:space="preserve">Χρησιμοποήθηκε για ως </w:t>
       </w:r>
       <w:r>
         <w:rPr>
           <w:color w:val="000000" w:themeColor="text1"/>
           <w:sz w:val="32"/>
           <w:szCs w:val="32"/>
-          <w:lang w:val="el-GR"/>
-        </w:rPr>
-        <w:t xml:space="preserve">ως </w:t>
+        </w:rPr>
+        <w:t>host</w:t>
       </w:r>
       <w:r>
         <w:rPr>
           <w:color w:val="000000" w:themeColor="text1"/>
           <w:sz w:val="32"/>
           <w:szCs w:val="32"/>
-        </w:rPr>
-        <w:t>host</w:t>
+          <w:lang w:val="el-GR"/>
+        </w:rPr>
+        <w:t xml:space="preserve"> </w:t>
       </w:r>
       <w:r>
         <w:rPr>
@@ -6079,43 +6187,136 @@
           <w:szCs w:val="32"/>
           <w:lang w:val="el-GR"/>
         </w:rPr>
+        <w:t xml:space="preserve">της βάσης δεδομένων </w:t>
+      </w:r>
+      <w:r>
+        <w:rPr>
+          <w:color w:val="000000" w:themeColor="text1"/>
+          <w:sz w:val="32"/>
+          <w:szCs w:val="32"/>
+        </w:rPr>
+        <w:t>BingeSpice</w:t>
+      </w:r>
+      <w:r>
+        <w:rPr>
+          <w:color w:val="000000" w:themeColor="text1"/>
+          <w:sz w:val="32"/>
+          <w:szCs w:val="32"/>
+          <w:lang w:val="el-GR"/>
+        </w:rPr>
+        <w:t>.</w:t>
+      </w:r>
+    </w:p>
+    <w:p>
+      <w:pPr>
+        <w:rPr>
+          <w:color w:val="000000" w:themeColor="text1"/>
+          <w:sz w:val="32"/>
+          <w:szCs w:val="32"/>
+          <w:lang w:val="el-GR"/>
+        </w:rPr>
+      </w:pPr>
+    </w:p>
+    <w:p>
+      <w:pPr>
+        <w:rPr>
+          <w:color w:val="000000" w:themeColor="text1"/>
+          <w:sz w:val="32"/>
+          <w:szCs w:val="32"/>
+          <w:lang w:val="el-GR"/>
+        </w:rPr>
+      </w:pPr>
+    </w:p>
+    <w:p>
+      <w:pPr>
+        <w:rPr>
+          <w:color w:val="00B050"/>
+          <w:sz w:val="40"/>
+          <w:szCs w:val="40"/>
+          <w:lang w:val="el-GR"/>
+        </w:rPr>
+      </w:pPr>
+      <w:r>
+        <w:rPr>
+          <w:color w:val="00B050"/>
+          <w:sz w:val="40"/>
+          <w:szCs w:val="40"/>
+        </w:rPr>
+        <w:lastRenderedPageBreak/>
+        <w:t>DeepSeek</w:t>
+      </w:r>
+    </w:p>
+    <w:p>
+      <w:pPr>
+        <w:rPr>
+          <w:color w:val="00B050"/>
+          <w:sz w:val="40"/>
+          <w:szCs w:val="40"/>
+          <w:lang w:val="el-GR"/>
+        </w:rPr>
+      </w:pPr>
+      <w:r>
+        <w:rPr>
+          <w:sz w:val="32"/>
+          <w:szCs w:val="32"/>
+          <w:lang w:val="el-GR"/>
+        </w:rPr>
+        <w:t>Έ</w:t>
+      </w:r>
+      <w:r>
+        <w:rPr>
+          <w:sz w:val="32"/>
+          <w:szCs w:val="32"/>
+          <w:lang w:val="el-GR"/>
+        </w:rPr>
+        <w:t xml:space="preserve">γινε χρήση του </w:t>
+      </w:r>
+      <w:r>
+        <w:rPr>
+          <w:sz w:val="32"/>
+          <w:szCs w:val="32"/>
+        </w:rPr>
+        <w:t>LLM</w:t>
+      </w:r>
+      <w:r>
+        <w:rPr>
+          <w:sz w:val="32"/>
+          <w:szCs w:val="32"/>
+          <w:lang w:val="el-GR"/>
+        </w:rPr>
         <w:t xml:space="preserve"> </w:t>
       </w:r>
       <w:r>
         <w:rPr>
-          <w:color w:val="000000" w:themeColor="text1"/>
-          <w:sz w:val="32"/>
-          <w:szCs w:val="32"/>
-          <w:lang w:val="el-GR"/>
-        </w:rPr>
-        <w:t xml:space="preserve">της βάσης δεδομένων </w:t>
-      </w:r>
-      <w:r>
-        <w:rPr>
-          <w:color w:val="000000" w:themeColor="text1"/>
-          <w:sz w:val="32"/>
-          <w:szCs w:val="32"/>
-        </w:rPr>
-        <w:t>BingeSpice</w:t>
-      </w:r>
-      <w:r>
-        <w:rPr>
-          <w:color w:val="000000" w:themeColor="text1"/>
+          <w:sz w:val="32"/>
+          <w:szCs w:val="32"/>
+        </w:rPr>
+        <w:t>DeepSeek</w:t>
+      </w:r>
+      <w:r>
+        <w:rPr>
+          <w:sz w:val="32"/>
+          <w:szCs w:val="32"/>
+          <w:lang w:val="el-GR"/>
+        </w:rPr>
+        <w:t>, με στόχο τη βελτιστοποίηση της αποδοτικότητας και της ποιότητας τ</w:t>
+      </w:r>
+      <w:r>
+        <w:rPr>
+          <w:sz w:val="32"/>
+          <w:szCs w:val="32"/>
+          <w:lang w:val="el-GR"/>
+        </w:rPr>
+        <w:t>ου κώδικα</w:t>
+      </w:r>
+      <w:r>
+        <w:rPr>
           <w:sz w:val="32"/>
           <w:szCs w:val="32"/>
           <w:lang w:val="el-GR"/>
         </w:rPr>
         <w:t>.</w:t>
       </w:r>
-    </w:p>
-    <w:p>
-      <w:pPr>
-        <w:rPr>
-          <w:sz w:val="36"/>
-          <w:szCs w:val="36"/>
-          <w:lang w:val="el-GR"/>
-        </w:rPr>
-      </w:pPr>
     </w:p>
     <w:sectPr>
       <w:footerReference w:type="default" r:id="rId25"/>
@@ -7065,7 +7266,6 @@
   <w:style w:type="character" w:default="1" w:styleId="DefaultParagraphFont">
     <w:name w:val="Default Paragraph Font"/>
     <w:uiPriority w:val="1"/>
-    <w:semiHidden/>
     <w:unhideWhenUsed/>
   </w:style>
   <w:style w:type="table" w:default="1" w:styleId="TableNormal">

--- a/BingeSpice v1.0/Project-code-v1.0.docx
+++ b/BingeSpice v1.0/Project-code-v1.0.docx
@@ -1687,62 +1687,123 @@
                                 <w:lang w:val="el-GR"/>
                               </w:rPr>
                             </w:pPr>
-                            <w:hyperlink r:id="rId10" w:history="1">
-                              <w:r>
-                                <w:rPr>
-                                  <w:rStyle w:val="Hyperlink"/>
-                                  <w:rFonts w:cs="Times New Roman"/>
-                                </w:rPr>
-                                <w:t>up</w:t>
-                              </w:r>
-                              <w:r>
-                                <w:rPr>
-                                  <w:rStyle w:val="Hyperlink"/>
-                                  <w:rFonts w:cs="Times New Roman"/>
-                                  <w:lang w:val="el-GR"/>
-                                </w:rPr>
-                                <w:t>1100554@</w:t>
-                              </w:r>
-                              <w:r>
-                                <w:rPr>
-                                  <w:rStyle w:val="Hyperlink"/>
-                                  <w:rFonts w:cs="Times New Roman"/>
-                                </w:rPr>
-                                <w:t>ac</w:t>
-                              </w:r>
-                              <w:r>
-                                <w:rPr>
-                                  <w:rStyle w:val="Hyperlink"/>
-                                  <w:rFonts w:cs="Times New Roman"/>
-                                  <w:lang w:val="el-GR"/>
-                                </w:rPr>
-                                <w:t>.</w:t>
-                              </w:r>
-                              <w:proofErr w:type="spellStart"/>
-                              <w:r>
-                                <w:rPr>
-                                  <w:rStyle w:val="Hyperlink"/>
-                                  <w:rFonts w:cs="Times New Roman"/>
-                                </w:rPr>
-                                <w:t>upatras</w:t>
-                              </w:r>
-                              <w:proofErr w:type="spellEnd"/>
-                              <w:r>
-                                <w:rPr>
-                                  <w:rStyle w:val="Hyperlink"/>
-                                  <w:rFonts w:cs="Times New Roman"/>
-                                  <w:lang w:val="el-GR"/>
-                                </w:rPr>
-                                <w:t>.</w:t>
-                              </w:r>
-                              <w:r>
-                                <w:rPr>
-                                  <w:rStyle w:val="Hyperlink"/>
-                                  <w:rFonts w:cs="Times New Roman"/>
-                                </w:rPr>
-                                <w:t>gr</w:t>
-                              </w:r>
-                            </w:hyperlink>
+                            <w:r>
+                              <w:fldChar w:fldCharType="begin"/>
+                            </w:r>
+                            <w:r>
+                              <w:instrText>HYPERLINK</w:instrText>
+                            </w:r>
+                            <w:r>
+                              <w:rPr>
+                                <w:lang w:val="el-GR"/>
+                              </w:rPr>
+                              <w:instrText xml:space="preserve"> "</w:instrText>
+                            </w:r>
+                            <w:r>
+                              <w:instrText>mailto</w:instrText>
+                            </w:r>
+                            <w:r>
+                              <w:rPr>
+                                <w:lang w:val="el-GR"/>
+                              </w:rPr>
+                              <w:instrText>:</w:instrText>
+                            </w:r>
+                            <w:r>
+                              <w:instrText>up</w:instrText>
+                            </w:r>
+                            <w:r>
+                              <w:rPr>
+                                <w:lang w:val="el-GR"/>
+                              </w:rPr>
+                              <w:instrText>1100554@</w:instrText>
+                            </w:r>
+                            <w:r>
+                              <w:instrText>ac</w:instrText>
+                            </w:r>
+                            <w:r>
+                              <w:rPr>
+                                <w:lang w:val="el-GR"/>
+                              </w:rPr>
+                              <w:instrText>.</w:instrText>
+                            </w:r>
+                            <w:r>
+                              <w:instrText>upatras</w:instrText>
+                            </w:r>
+                            <w:r>
+                              <w:rPr>
+                                <w:lang w:val="el-GR"/>
+                              </w:rPr>
+                              <w:instrText>.</w:instrText>
+                            </w:r>
+                            <w:r>
+                              <w:instrText>gr</w:instrText>
+                            </w:r>
+                            <w:r>
+                              <w:rPr>
+                                <w:lang w:val="el-GR"/>
+                              </w:rPr>
+                              <w:instrText>"</w:instrText>
+                            </w:r>
+                            <w:r>
+                              <w:fldChar w:fldCharType="separate"/>
+                            </w:r>
+                            <w:r>
+                              <w:rPr>
+                                <w:rStyle w:val="Hyperlink"/>
+                                <w:rFonts w:cs="Times New Roman"/>
+                              </w:rPr>
+                              <w:t>up</w:t>
+                            </w:r>
+                            <w:r>
+                              <w:rPr>
+                                <w:rStyle w:val="Hyperlink"/>
+                                <w:rFonts w:cs="Times New Roman"/>
+                                <w:lang w:val="el-GR"/>
+                              </w:rPr>
+                              <w:t>1100554@</w:t>
+                            </w:r>
+                            <w:r>
+                              <w:rPr>
+                                <w:rStyle w:val="Hyperlink"/>
+                                <w:rFonts w:cs="Times New Roman"/>
+                              </w:rPr>
+                              <w:t>ac</w:t>
+                            </w:r>
+                            <w:r>
+                              <w:rPr>
+                                <w:rStyle w:val="Hyperlink"/>
+                                <w:rFonts w:cs="Times New Roman"/>
+                                <w:lang w:val="el-GR"/>
+                              </w:rPr>
+                              <w:t>.</w:t>
+                            </w:r>
+                            <w:proofErr w:type="spellStart"/>
+                            <w:r>
+                              <w:rPr>
+                                <w:rStyle w:val="Hyperlink"/>
+                                <w:rFonts w:cs="Times New Roman"/>
+                              </w:rPr>
+                              <w:t>upatras</w:t>
+                            </w:r>
+                            <w:proofErr w:type="spellEnd"/>
+                            <w:r>
+                              <w:rPr>
+                                <w:rStyle w:val="Hyperlink"/>
+                                <w:rFonts w:cs="Times New Roman"/>
+                                <w:lang w:val="el-GR"/>
+                              </w:rPr>
+                              <w:t>.</w:t>
+                            </w:r>
+                            <w:r>
+                              <w:rPr>
+                                <w:rStyle w:val="Hyperlink"/>
+                                <w:rFonts w:cs="Times New Roman"/>
+                              </w:rPr>
+                              <w:t>gr</w:t>
+                            </w:r>
+                            <w:r>
+                              <w:fldChar w:fldCharType="end"/>
+                            </w:r>
                           </w:p>
                           <w:p>
                             <w:pPr>
@@ -1826,7 +1887,11 @@
           </mc:Choice>
           <mc:Fallback>
             <w:pict>
-              <v:shape w14:anchorId="782CA5F6" id="Text Box 3" o:spid="_x0000_s1027" type="#_x0000_t202" style="position:absolute;left:0;text-align:left;margin-left:0;margin-top:6pt;width:118.2pt;height:174.35pt;z-index:251668480;visibility:visible;mso-wrap-style:square;mso-width-percent:0;mso-height-percent:0;mso-wrap-distance-left:9pt;mso-wrap-distance-top:0;mso-wrap-distance-right:9pt;mso-wrap-distance-bottom:0;mso-position-horizontal:left;mso-position-horizontal-relative:margin;mso-position-vertical:absolute;mso-position-vertical-relative:text;mso-width-percent:0;mso-height-percent:0;mso-width-relative:page;mso-height-relative:page;v-text-anchor:top" o:gfxdata="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">
+              <v:shapetype w14:anchorId="782CA5F6" id="_x0000_t202" coordsize="21600,21600" o:spt="202" path="m,l,21600r21600,l21600,xe">
+                <v:stroke joinstyle="miter"/>
+                <v:path gradientshapeok="t" o:connecttype="rect"/>
+              </v:shapetype>
+              <v:shape id="Text Box 3" o:spid="_x0000_s1027" type="#_x0000_t202" style="position:absolute;left:0;text-align:left;margin-left:0;margin-top:6pt;width:118.2pt;height:174.35pt;z-index:251668480;visibility:visible;mso-wrap-style:square;mso-width-percent:0;mso-height-percent:0;mso-wrap-distance-left:9pt;mso-wrap-distance-top:0;mso-wrap-distance-right:9pt;mso-wrap-distance-bottom:0;mso-position-horizontal:left;mso-position-horizontal-relative:margin;mso-position-vertical:absolute;mso-position-vertical-relative:text;mso-width-percent:0;mso-height-percent:0;mso-width-relative:page;mso-height-relative:page;v-text-anchor:top" o:gfxdata="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">
                 <v:shadow on="t" opacity=".5" offset="6pt,-6pt"/>
                 <v:textbox>
                   <w:txbxContent>
@@ -1857,62 +1922,123 @@
                           <w:lang w:val="el-GR"/>
                         </w:rPr>
                       </w:pPr>
-                      <w:hyperlink r:id="rId11" w:history="1">
-                        <w:r>
-                          <w:rPr>
-                            <w:rStyle w:val="Hyperlink"/>
-                            <w:rFonts w:cs="Times New Roman"/>
-                          </w:rPr>
-                          <w:t>up</w:t>
-                        </w:r>
-                        <w:r>
-                          <w:rPr>
-                            <w:rStyle w:val="Hyperlink"/>
-                            <w:rFonts w:cs="Times New Roman"/>
-                            <w:lang w:val="el-GR"/>
-                          </w:rPr>
-                          <w:t>1100554@</w:t>
-                        </w:r>
-                        <w:r>
-                          <w:rPr>
-                            <w:rStyle w:val="Hyperlink"/>
-                            <w:rFonts w:cs="Times New Roman"/>
-                          </w:rPr>
-                          <w:t>ac</w:t>
-                        </w:r>
-                        <w:r>
-                          <w:rPr>
-                            <w:rStyle w:val="Hyperlink"/>
-                            <w:rFonts w:cs="Times New Roman"/>
-                            <w:lang w:val="el-GR"/>
-                          </w:rPr>
-                          <w:t>.</w:t>
-                        </w:r>
-                        <w:proofErr w:type="spellStart"/>
-                        <w:r>
-                          <w:rPr>
-                            <w:rStyle w:val="Hyperlink"/>
-                            <w:rFonts w:cs="Times New Roman"/>
-                          </w:rPr>
-                          <w:t>upatras</w:t>
-                        </w:r>
-                        <w:proofErr w:type="spellEnd"/>
-                        <w:r>
-                          <w:rPr>
-                            <w:rStyle w:val="Hyperlink"/>
-                            <w:rFonts w:cs="Times New Roman"/>
-                            <w:lang w:val="el-GR"/>
-                          </w:rPr>
-                          <w:t>.</w:t>
-                        </w:r>
-                        <w:r>
-                          <w:rPr>
-                            <w:rStyle w:val="Hyperlink"/>
-                            <w:rFonts w:cs="Times New Roman"/>
-                          </w:rPr>
-                          <w:t>gr</w:t>
-                        </w:r>
-                      </w:hyperlink>
+                      <w:r>
+                        <w:fldChar w:fldCharType="begin"/>
+                      </w:r>
+                      <w:r>
+                        <w:instrText>HYPERLINK</w:instrText>
+                      </w:r>
+                      <w:r>
+                        <w:rPr>
+                          <w:lang w:val="el-GR"/>
+                        </w:rPr>
+                        <w:instrText xml:space="preserve"> "</w:instrText>
+                      </w:r>
+                      <w:r>
+                        <w:instrText>mailto</w:instrText>
+                      </w:r>
+                      <w:r>
+                        <w:rPr>
+                          <w:lang w:val="el-GR"/>
+                        </w:rPr>
+                        <w:instrText>:</w:instrText>
+                      </w:r>
+                      <w:r>
+                        <w:instrText>up</w:instrText>
+                      </w:r>
+                      <w:r>
+                        <w:rPr>
+                          <w:lang w:val="el-GR"/>
+                        </w:rPr>
+                        <w:instrText>1100554@</w:instrText>
+                      </w:r>
+                      <w:r>
+                        <w:instrText>ac</w:instrText>
+                      </w:r>
+                      <w:r>
+                        <w:rPr>
+                          <w:lang w:val="el-GR"/>
+                        </w:rPr>
+                        <w:instrText>.</w:instrText>
+                      </w:r>
+                      <w:r>
+                        <w:instrText>upatras</w:instrText>
+                      </w:r>
+                      <w:r>
+                        <w:rPr>
+                          <w:lang w:val="el-GR"/>
+                        </w:rPr>
+                        <w:instrText>.</w:instrText>
+                      </w:r>
+                      <w:r>
+                        <w:instrText>gr</w:instrText>
+                      </w:r>
+                      <w:r>
+                        <w:rPr>
+                          <w:lang w:val="el-GR"/>
+                        </w:rPr>
+                        <w:instrText>"</w:instrText>
+                      </w:r>
+                      <w:r>
+                        <w:fldChar w:fldCharType="separate"/>
+                      </w:r>
+                      <w:r>
+                        <w:rPr>
+                          <w:rStyle w:val="Hyperlink"/>
+                          <w:rFonts w:cs="Times New Roman"/>
+                        </w:rPr>
+                        <w:t>up</w:t>
+                      </w:r>
+                      <w:r>
+                        <w:rPr>
+                          <w:rStyle w:val="Hyperlink"/>
+                          <w:rFonts w:cs="Times New Roman"/>
+                          <w:lang w:val="el-GR"/>
+                        </w:rPr>
+                        <w:t>1100554@</w:t>
+                      </w:r>
+                      <w:r>
+                        <w:rPr>
+                          <w:rStyle w:val="Hyperlink"/>
+                          <w:rFonts w:cs="Times New Roman"/>
+                        </w:rPr>
+                        <w:t>ac</w:t>
+                      </w:r>
+                      <w:r>
+                        <w:rPr>
+                          <w:rStyle w:val="Hyperlink"/>
+                          <w:rFonts w:cs="Times New Roman"/>
+                          <w:lang w:val="el-GR"/>
+                        </w:rPr>
+                        <w:t>.</w:t>
+                      </w:r>
+                      <w:proofErr w:type="spellStart"/>
+                      <w:r>
+                        <w:rPr>
+                          <w:rStyle w:val="Hyperlink"/>
+                          <w:rFonts w:cs="Times New Roman"/>
+                        </w:rPr>
+                        <w:t>upatras</w:t>
+                      </w:r>
+                      <w:proofErr w:type="spellEnd"/>
+                      <w:r>
+                        <w:rPr>
+                          <w:rStyle w:val="Hyperlink"/>
+                          <w:rFonts w:cs="Times New Roman"/>
+                          <w:lang w:val="el-GR"/>
+                        </w:rPr>
+                        <w:t>.</w:t>
+                      </w:r>
+                      <w:r>
+                        <w:rPr>
+                          <w:rStyle w:val="Hyperlink"/>
+                          <w:rFonts w:cs="Times New Roman"/>
+                        </w:rPr>
+                        <w:t>gr</w:t>
+                      </w:r>
+                      <w:r>
+                        <w:fldChar w:fldCharType="end"/>
+                      </w:r>
                     </w:p>
                     <w:p>
                       <w:pPr>
@@ -2079,16 +2205,77 @@
                                 <w:lang w:val="el-GR"/>
                               </w:rPr>
                             </w:pPr>
-                            <w:hyperlink r:id="rId12" w:history="1">
-                              <w:r>
-                                <w:rPr>
-                                  <w:rStyle w:val="Hyperlink"/>
-                                  <w:rFonts w:cs="Times New Roman"/>
-                                  <w:lang w:val="el-GR"/>
-                                </w:rPr>
-                                <w:t>up1104804@ac.upatras.gr</w:t>
-                              </w:r>
-                            </w:hyperlink>
+                            <w:r>
+                              <w:fldChar w:fldCharType="begin"/>
+                            </w:r>
+                            <w:r>
+                              <w:instrText>HYPERLINK</w:instrText>
+                            </w:r>
+                            <w:r>
+                              <w:rPr>
+                                <w:lang w:val="el-GR"/>
+                              </w:rPr>
+                              <w:instrText xml:space="preserve"> "</w:instrText>
+                            </w:r>
+                            <w:r>
+                              <w:instrText>mailto</w:instrText>
+                            </w:r>
+                            <w:r>
+                              <w:rPr>
+                                <w:lang w:val="el-GR"/>
+                              </w:rPr>
+                              <w:instrText>:</w:instrText>
+                            </w:r>
+                            <w:r>
+                              <w:instrText>up</w:instrText>
+                            </w:r>
+                            <w:r>
+                              <w:rPr>
+                                <w:lang w:val="el-GR"/>
+                              </w:rPr>
+                              <w:instrText>1104804@</w:instrText>
+                            </w:r>
+                            <w:r>
+                              <w:instrText>ac</w:instrText>
+                            </w:r>
+                            <w:r>
+                              <w:rPr>
+                                <w:lang w:val="el-GR"/>
+                              </w:rPr>
+                              <w:instrText>.</w:instrText>
+                            </w:r>
+                            <w:r>
+                              <w:instrText>upatras</w:instrText>
+                            </w:r>
+                            <w:r>
+                              <w:rPr>
+                                <w:lang w:val="el-GR"/>
+                              </w:rPr>
+                              <w:instrText>.</w:instrText>
+                            </w:r>
+                            <w:r>
+                              <w:instrText>gr</w:instrText>
+                            </w:r>
+                            <w:r>
+                              <w:rPr>
+                                <w:lang w:val="el-GR"/>
+                              </w:rPr>
+                              <w:instrText>"</w:instrText>
+                            </w:r>
+                            <w:r>
+                              <w:fldChar w:fldCharType="separate"/>
+                            </w:r>
+                            <w:r>
+                              <w:rPr>
+                                <w:rStyle w:val="Hyperlink"/>
+                                <w:rFonts w:cs="Times New Roman"/>
+                                <w:lang w:val="el-GR"/>
+                              </w:rPr>
+                              <w:t>up1104804@ac.upatras.gr</w:t>
+                            </w:r>
+                            <w:r>
+                              <w:fldChar w:fldCharType="end"/>
+                            </w:r>
                           </w:p>
                           <w:p>
                             <w:pPr>
@@ -2162,7 +2349,7 @@
           </mc:Choice>
           <mc:Fallback>
             <w:pict>
-              <v:shape w14:anchorId="56287193" id="Text Box 5" o:spid="_x0000_s1028" type="#_x0000_t202" style="position:absolute;left:0;text-align:left;margin-left:57.25pt;margin-top:7.85pt;width:108.45pt;height:177.75pt;z-index:251670528;visibility:visible;mso-wrap-style:square;mso-width-percent:0;mso-height-percent:0;mso-wrap-distance-left:9pt;mso-wrap-distance-top:0;mso-wrap-distance-right:9pt;mso-wrap-distance-bottom:0;mso-position-horizontal:right;mso-position-horizontal-relative:margin;mso-position-vertical:absolute;mso-position-vertical-relative:text;mso-width-percent:0;mso-height-percent:0;mso-width-relative:page;mso-height-relative:page;v-text-anchor:top" o:gfxdata="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">
+              <v:shape w14:anchorId="56287193" id="Text Box 5" o:spid="_x0000_s1028" type="#_x0000_t202" style="position:absolute;left:0;text-align:left;margin-left:57.25pt;margin-top:7.85pt;width:108.45pt;height:177.75pt;z-index:251670528;visibility:visible;mso-wrap-style:square;mso-width-percent:0;mso-height-percent:0;mso-wrap-distance-left:9pt;mso-wrap-distance-top:0;mso-wrap-distance-right:9pt;mso-wrap-distance-bottom:0;mso-position-horizontal:right;mso-position-horizontal-relative:margin;mso-position-vertical:absolute;mso-position-vertical-relative:text;mso-width-percent:0;mso-height-percent:0;mso-width-relative:page;mso-height-relative:page;v-text-anchor:top" o:gfxdata="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">
                 <v:shadow on="t" opacity=".5" offset="6pt,-6pt"/>
                 <v:textbox>
                   <w:txbxContent>
@@ -2197,16 +2384,77 @@
                           <w:lang w:val="el-GR"/>
                         </w:rPr>
                       </w:pPr>
-                      <w:hyperlink r:id="rId13" w:history="1">
-                        <w:r>
-                          <w:rPr>
-                            <w:rStyle w:val="Hyperlink"/>
-                            <w:rFonts w:cs="Times New Roman"/>
-                            <w:lang w:val="el-GR"/>
-                          </w:rPr>
-                          <w:t>up1104804@ac.upatras.gr</w:t>
-                        </w:r>
-                      </w:hyperlink>
+                      <w:r>
+                        <w:fldChar w:fldCharType="begin"/>
+                      </w:r>
+                      <w:r>
+                        <w:instrText>HYPERLINK</w:instrText>
+                      </w:r>
+                      <w:r>
+                        <w:rPr>
+                          <w:lang w:val="el-GR"/>
+                        </w:rPr>
+                        <w:instrText xml:space="preserve"> "</w:instrText>
+                      </w:r>
+                      <w:r>
+                        <w:instrText>mailto</w:instrText>
+                      </w:r>
+                      <w:r>
+                        <w:rPr>
+                          <w:lang w:val="el-GR"/>
+                        </w:rPr>
+                        <w:instrText>:</w:instrText>
+                      </w:r>
+                      <w:r>
+                        <w:instrText>up</w:instrText>
+                      </w:r>
+                      <w:r>
+                        <w:rPr>
+                          <w:lang w:val="el-GR"/>
+                        </w:rPr>
+                        <w:instrText>1104804@</w:instrText>
+                      </w:r>
+                      <w:r>
+                        <w:instrText>ac</w:instrText>
+                      </w:r>
+                      <w:r>
+                        <w:rPr>
+                          <w:lang w:val="el-GR"/>
+                        </w:rPr>
+                        <w:instrText>.</w:instrText>
+                      </w:r>
+                      <w:r>
+                        <w:instrText>upatras</w:instrText>
+                      </w:r>
+                      <w:r>
+                        <w:rPr>
+                          <w:lang w:val="el-GR"/>
+                        </w:rPr>
+                        <w:instrText>.</w:instrText>
+                      </w:r>
+                      <w:r>
+                        <w:instrText>gr</w:instrText>
+                      </w:r>
+                      <w:r>
+                        <w:rPr>
+                          <w:lang w:val="el-GR"/>
+                        </w:rPr>
+                        <w:instrText>"</w:instrText>
+                      </w:r>
+                      <w:r>
+                        <w:fldChar w:fldCharType="separate"/>
+                      </w:r>
+                      <w:r>
+                        <w:rPr>
+                          <w:rStyle w:val="Hyperlink"/>
+                          <w:rFonts w:cs="Times New Roman"/>
+                          <w:lang w:val="el-GR"/>
+                        </w:rPr>
+                        <w:t>up1104804@ac.upatras.gr</w:t>
+                      </w:r>
+                      <w:r>
+                        <w:fldChar w:fldCharType="end"/>
+                      </w:r>
                     </w:p>
                     <w:p>
                       <w:pPr>
@@ -2363,16 +2611,77 @@
                                 <w:lang w:val="el-GR"/>
                               </w:rPr>
                             </w:pPr>
-                            <w:hyperlink r:id="rId14" w:history="1">
-                              <w:r>
-                                <w:rPr>
-                                  <w:rStyle w:val="Hyperlink"/>
-                                  <w:rFonts w:cs="Times New Roman"/>
-                                  <w:lang w:val="el-GR"/>
-                                </w:rPr>
-                                <w:t>up1100613@ac.upatras.gr</w:t>
-                              </w:r>
-                            </w:hyperlink>
+                            <w:r>
+                              <w:fldChar w:fldCharType="begin"/>
+                            </w:r>
+                            <w:r>
+                              <w:instrText>HYPERLINK</w:instrText>
+                            </w:r>
+                            <w:r>
+                              <w:rPr>
+                                <w:lang w:val="el-GR"/>
+                              </w:rPr>
+                              <w:instrText xml:space="preserve"> "</w:instrText>
+                            </w:r>
+                            <w:r>
+                              <w:instrText>mailto</w:instrText>
+                            </w:r>
+                            <w:r>
+                              <w:rPr>
+                                <w:lang w:val="el-GR"/>
+                              </w:rPr>
+                              <w:instrText>:</w:instrText>
+                            </w:r>
+                            <w:r>
+                              <w:instrText>up</w:instrText>
+                            </w:r>
+                            <w:r>
+                              <w:rPr>
+                                <w:lang w:val="el-GR"/>
+                              </w:rPr>
+                              <w:instrText>1100613@</w:instrText>
+                            </w:r>
+                            <w:r>
+                              <w:instrText>ac</w:instrText>
+                            </w:r>
+                            <w:r>
+                              <w:rPr>
+                                <w:lang w:val="el-GR"/>
+                              </w:rPr>
+                              <w:instrText>.</w:instrText>
+                            </w:r>
+                            <w:r>
+                              <w:instrText>upatras</w:instrText>
+                            </w:r>
+                            <w:r>
+                              <w:rPr>
+                                <w:lang w:val="el-GR"/>
+                              </w:rPr>
+                              <w:instrText>.</w:instrText>
+                            </w:r>
+                            <w:r>
+                              <w:instrText>gr</w:instrText>
+                            </w:r>
+                            <w:r>
+                              <w:rPr>
+                                <w:lang w:val="el-GR"/>
+                              </w:rPr>
+                              <w:instrText>"</w:instrText>
+                            </w:r>
+                            <w:r>
+                              <w:fldChar w:fldCharType="separate"/>
+                            </w:r>
+                            <w:r>
+                              <w:rPr>
+                                <w:rStyle w:val="Hyperlink"/>
+                                <w:rFonts w:cs="Times New Roman"/>
+                                <w:lang w:val="el-GR"/>
+                              </w:rPr>
+                              <w:t>up1100613@ac.upatras.gr</w:t>
+                            </w:r>
+                            <w:r>
+                              <w:fldChar w:fldCharType="end"/>
+                            </w:r>
                           </w:p>
                           <w:p>
                             <w:pPr>
@@ -2445,7 +2754,7 @@
           </mc:Choice>
           <mc:Fallback>
             <w:pict>
-              <v:shape w14:anchorId="505C783B" id="Text Box 4" o:spid="_x0000_s1029" type="#_x0000_t202" style="position:absolute;left:0;text-align:left;margin-left:0;margin-top:6.9pt;width:108.45pt;height:174.35pt;z-index:251669504;visibility:visible;mso-wrap-style:square;mso-width-percent:0;mso-height-percent:0;mso-wrap-distance-left:9pt;mso-wrap-distance-top:0;mso-wrap-distance-right:9pt;mso-wrap-distance-bottom:0;mso-position-horizontal:center;mso-position-horizontal-relative:margin;mso-position-vertical:absolute;mso-position-vertical-relative:text;mso-width-percent:0;mso-height-percent:0;mso-width-relative:page;mso-height-relative:page;v-text-anchor:top" o:gfxdata="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">
+              <v:shape w14:anchorId="505C783B" id="Text Box 4" o:spid="_x0000_s1029" type="#_x0000_t202" style="position:absolute;left:0;text-align:left;margin-left:0;margin-top:6.9pt;width:108.45pt;height:174.35pt;z-index:251669504;visibility:visible;mso-wrap-style:square;mso-width-percent:0;mso-height-percent:0;mso-wrap-distance-left:9pt;mso-wrap-distance-top:0;mso-wrap-distance-right:9pt;mso-wrap-distance-bottom:0;mso-position-horizontal:center;mso-position-horizontal-relative:margin;mso-position-vertical:absolute;mso-position-vertical-relative:text;mso-width-percent:0;mso-height-percent:0;mso-width-relative:page;mso-height-relative:page;v-text-anchor:top" o:gfxdata="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">
                 <v:shadow on="t" opacity=".5" offset="6pt,-6pt"/>
                 <v:textbox>
                   <w:txbxContent>
@@ -2480,16 +2789,77 @@
                           <w:lang w:val="el-GR"/>
                         </w:rPr>
                       </w:pPr>
-                      <w:hyperlink r:id="rId15" w:history="1">
-                        <w:r>
-                          <w:rPr>
-                            <w:rStyle w:val="Hyperlink"/>
-                            <w:rFonts w:cs="Times New Roman"/>
-                            <w:lang w:val="el-GR"/>
-                          </w:rPr>
-                          <w:t>up1100613@ac.upatras.gr</w:t>
-                        </w:r>
-                      </w:hyperlink>
+                      <w:r>
+                        <w:fldChar w:fldCharType="begin"/>
+                      </w:r>
+                      <w:r>
+                        <w:instrText>HYPERLINK</w:instrText>
+                      </w:r>
+                      <w:r>
+                        <w:rPr>
+                          <w:lang w:val="el-GR"/>
+                        </w:rPr>
+                        <w:instrText xml:space="preserve"> "</w:instrText>
+                      </w:r>
+                      <w:r>
+                        <w:instrText>mailto</w:instrText>
+                      </w:r>
+                      <w:r>
+                        <w:rPr>
+                          <w:lang w:val="el-GR"/>
+                        </w:rPr>
+                        <w:instrText>:</w:instrText>
+                      </w:r>
+                      <w:r>
+                        <w:instrText>up</w:instrText>
+                      </w:r>
+                      <w:r>
+                        <w:rPr>
+                          <w:lang w:val="el-GR"/>
+                        </w:rPr>
+                        <w:instrText>1100613@</w:instrText>
+                      </w:r>
+                      <w:r>
+                        <w:instrText>ac</w:instrText>
+                      </w:r>
+                      <w:r>
+                        <w:rPr>
+                          <w:lang w:val="el-GR"/>
+                        </w:rPr>
+                        <w:instrText>.</w:instrText>
+                      </w:r>
+                      <w:r>
+                        <w:instrText>upatras</w:instrText>
+                      </w:r>
+                      <w:r>
+                        <w:rPr>
+                          <w:lang w:val="el-GR"/>
+                        </w:rPr>
+                        <w:instrText>.</w:instrText>
+                      </w:r>
+                      <w:r>
+                        <w:instrText>gr</w:instrText>
+                      </w:r>
+                      <w:r>
+                        <w:rPr>
+                          <w:lang w:val="el-GR"/>
+                        </w:rPr>
+                        <w:instrText>"</w:instrText>
+                      </w:r>
+                      <w:r>
+                        <w:fldChar w:fldCharType="separate"/>
+                      </w:r>
+                      <w:r>
+                        <w:rPr>
+                          <w:rStyle w:val="Hyperlink"/>
+                          <w:rFonts w:cs="Times New Roman"/>
+                          <w:lang w:val="el-GR"/>
+                        </w:rPr>
+                        <w:t>up1100613@ac.upatras.gr</w:t>
+                      </w:r>
+                      <w:r>
+                        <w:fldChar w:fldCharType="end"/>
+                      </w:r>
                     </w:p>
                     <w:p>
                       <w:pPr>
@@ -2702,15 +3072,76 @@
                                 <w:lang w:val="el-GR"/>
                               </w:rPr>
                             </w:pPr>
-                            <w:hyperlink r:id="rId16" w:history="1">
-                              <w:r>
-                                <w:rPr>
-                                  <w:rStyle w:val="Hyperlink"/>
-                                  <w:lang w:val="el-GR"/>
-                                </w:rPr>
-                                <w:t>up1100562@ac.upatras.gr</w:t>
-                              </w:r>
-                            </w:hyperlink>
+                            <w:r>
+                              <w:fldChar w:fldCharType="begin"/>
+                            </w:r>
+                            <w:r>
+                              <w:instrText>HYPERLINK</w:instrText>
+                            </w:r>
+                            <w:r>
+                              <w:rPr>
+                                <w:lang w:val="el-GR"/>
+                              </w:rPr>
+                              <w:instrText xml:space="preserve"> "</w:instrText>
+                            </w:r>
+                            <w:r>
+                              <w:instrText>mailto</w:instrText>
+                            </w:r>
+                            <w:r>
+                              <w:rPr>
+                                <w:lang w:val="el-GR"/>
+                              </w:rPr>
+                              <w:instrText>:</w:instrText>
+                            </w:r>
+                            <w:r>
+                              <w:instrText>up</w:instrText>
+                            </w:r>
+                            <w:r>
+                              <w:rPr>
+                                <w:lang w:val="el-GR"/>
+                              </w:rPr>
+                              <w:instrText>1100613@</w:instrText>
+                            </w:r>
+                            <w:r>
+                              <w:instrText>ac</w:instrText>
+                            </w:r>
+                            <w:r>
+                              <w:rPr>
+                                <w:lang w:val="el-GR"/>
+                              </w:rPr>
+                              <w:instrText>.</w:instrText>
+                            </w:r>
+                            <w:r>
+                              <w:instrText>upatras</w:instrText>
+                            </w:r>
+                            <w:r>
+                              <w:rPr>
+                                <w:lang w:val="el-GR"/>
+                              </w:rPr>
+                              <w:instrText>.</w:instrText>
+                            </w:r>
+                            <w:r>
+                              <w:instrText>gr</w:instrText>
+                            </w:r>
+                            <w:r>
+                              <w:rPr>
+                                <w:lang w:val="el-GR"/>
+                              </w:rPr>
+                              <w:instrText>"</w:instrText>
+                            </w:r>
+                            <w:r>
+                              <w:fldChar w:fldCharType="separate"/>
+                            </w:r>
+                            <w:r>
+                              <w:rPr>
+                                <w:rStyle w:val="Hyperlink"/>
+                                <w:lang w:val="el-GR"/>
+                              </w:rPr>
+                              <w:t>up1100562@ac.upatras.gr</w:t>
+                            </w:r>
+                            <w:r>
+                              <w:fldChar w:fldCharType="end"/>
+                            </w:r>
                           </w:p>
                           <w:p>
                             <w:pPr>
@@ -2784,7 +3215,7 @@
           </mc:Choice>
           <mc:Fallback>
             <w:pict>
-              <v:shape w14:anchorId="11DAD84D" id="Text Box 55" o:spid="_x0000_s1030" type="#_x0000_t202" style="position:absolute;margin-left:359.4pt;margin-top:9.95pt;width:119.4pt;height:186.35pt;z-index:251672576;visibility:visible;mso-wrap-style:square;mso-width-percent:0;mso-height-percent:0;mso-wrap-distance-left:9pt;mso-wrap-distance-top:0;mso-wrap-distance-right:9pt;mso-wrap-distance-bottom:0;mso-position-horizontal:absolute;mso-position-horizontal-relative:page;mso-position-vertical:absolute;mso-position-vertical-relative:text;mso-width-percent:0;mso-height-percent:0;mso-width-relative:page;mso-height-relative:page;v-text-anchor:top" o:gfxdata="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" strokecolor="black [3213]">
+              <v:shape w14:anchorId="11DAD84D" id="Text Box 55" o:spid="_x0000_s1030" type="#_x0000_t202" style="position:absolute;margin-left:359.4pt;margin-top:9.95pt;width:119.4pt;height:186.35pt;z-index:251672576;visibility:visible;mso-wrap-style:square;mso-width-percent:0;mso-height-percent:0;mso-wrap-distance-left:9pt;mso-wrap-distance-top:0;mso-wrap-distance-right:9pt;mso-wrap-distance-bottom:0;mso-position-horizontal:absolute;mso-position-horizontal-relative:page;mso-position-vertical:absolute;mso-position-vertical-relative:text;mso-width-percent:0;mso-height-percent:0;mso-width-relative:page;mso-height-relative:page;v-text-anchor:top" o:gfxdata="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" strokecolor="black [3213]">
                 <v:shadow on="t" opacity=".5" offset="6pt,-6pt"/>
                 <v:textbox>
                   <w:txbxContent>
@@ -2816,15 +3247,76 @@
                           <w:lang w:val="el-GR"/>
                         </w:rPr>
                       </w:pPr>
-                      <w:hyperlink r:id="rId17" w:history="1">
-                        <w:r>
-                          <w:rPr>
-                            <w:rStyle w:val="Hyperlink"/>
-                            <w:lang w:val="el-GR"/>
-                          </w:rPr>
-                          <w:t>up1100562@ac.upatras.gr</w:t>
-                        </w:r>
-                      </w:hyperlink>
+                      <w:r>
+                        <w:fldChar w:fldCharType="begin"/>
+                      </w:r>
+                      <w:r>
+                        <w:instrText>HYPERLINK</w:instrText>
+                      </w:r>
+                      <w:r>
+                        <w:rPr>
+                          <w:lang w:val="el-GR"/>
+                        </w:rPr>
+                        <w:instrText xml:space="preserve"> "</w:instrText>
+                      </w:r>
+                      <w:r>
+                        <w:instrText>mailto</w:instrText>
+                      </w:r>
+                      <w:r>
+                        <w:rPr>
+                          <w:lang w:val="el-GR"/>
+                        </w:rPr>
+                        <w:instrText>:</w:instrText>
+                      </w:r>
+                      <w:r>
+                        <w:instrText>up</w:instrText>
+                      </w:r>
+                      <w:r>
+                        <w:rPr>
+                          <w:lang w:val="el-GR"/>
+                        </w:rPr>
+                        <w:instrText>1100613@</w:instrText>
+                      </w:r>
+                      <w:r>
+                        <w:instrText>ac</w:instrText>
+                      </w:r>
+                      <w:r>
+                        <w:rPr>
+                          <w:lang w:val="el-GR"/>
+                        </w:rPr>
+                        <w:instrText>.</w:instrText>
+                      </w:r>
+                      <w:r>
+                        <w:instrText>upatras</w:instrText>
+                      </w:r>
+                      <w:r>
+                        <w:rPr>
+                          <w:lang w:val="el-GR"/>
+                        </w:rPr>
+                        <w:instrText>.</w:instrText>
+                      </w:r>
+                      <w:r>
+                        <w:instrText>gr</w:instrText>
+                      </w:r>
+                      <w:r>
+                        <w:rPr>
+                          <w:lang w:val="el-GR"/>
+                        </w:rPr>
+                        <w:instrText>"</w:instrText>
+                      </w:r>
+                      <w:r>
+                        <w:fldChar w:fldCharType="separate"/>
+                      </w:r>
+                      <w:r>
+                        <w:rPr>
+                          <w:rStyle w:val="Hyperlink"/>
+                          <w:lang w:val="el-GR"/>
+                        </w:rPr>
+                        <w:t>up1100562@ac.upatras.gr</w:t>
+                      </w:r>
+                      <w:r>
+                        <w:fldChar w:fldCharType="end"/>
+                      </w:r>
                     </w:p>
                     <w:p>
                       <w:pPr>
@@ -2981,16 +3473,77 @@
                                 <w:lang w:val="el-GR"/>
                               </w:rPr>
                             </w:pPr>
-                            <w:hyperlink r:id="rId18" w:history="1">
-                              <w:r>
-                                <w:rPr>
-                                  <w:rStyle w:val="Hyperlink"/>
-                                  <w:rFonts w:cs="Times New Roman"/>
-                                  <w:lang w:val="el-GR"/>
-                                </w:rPr>
-                                <w:t>up1100754@ac.upatras.gr</w:t>
-                              </w:r>
-                            </w:hyperlink>
+                            <w:r>
+                              <w:fldChar w:fldCharType="begin"/>
+                            </w:r>
+                            <w:r>
+                              <w:instrText>HYPERLINK</w:instrText>
+                            </w:r>
+                            <w:r>
+                              <w:rPr>
+                                <w:lang w:val="el-GR"/>
+                              </w:rPr>
+                              <w:instrText xml:space="preserve"> "</w:instrText>
+                            </w:r>
+                            <w:r>
+                              <w:instrText>mailto</w:instrText>
+                            </w:r>
+                            <w:r>
+                              <w:rPr>
+                                <w:lang w:val="el-GR"/>
+                              </w:rPr>
+                              <w:instrText>:</w:instrText>
+                            </w:r>
+                            <w:r>
+                              <w:instrText>up</w:instrText>
+                            </w:r>
+                            <w:r>
+                              <w:rPr>
+                                <w:lang w:val="el-GR"/>
+                              </w:rPr>
+                              <w:instrText>1100754@</w:instrText>
+                            </w:r>
+                            <w:r>
+                              <w:instrText>ac</w:instrText>
+                            </w:r>
+                            <w:r>
+                              <w:rPr>
+                                <w:lang w:val="el-GR"/>
+                              </w:rPr>
+                              <w:instrText>.</w:instrText>
+                            </w:r>
+                            <w:r>
+                              <w:instrText>upatras</w:instrText>
+                            </w:r>
+                            <w:r>
+                              <w:rPr>
+                                <w:lang w:val="el-GR"/>
+                              </w:rPr>
+                              <w:instrText>.</w:instrText>
+                            </w:r>
+                            <w:r>
+                              <w:instrText>gr</w:instrText>
+                            </w:r>
+                            <w:r>
+                              <w:rPr>
+                                <w:lang w:val="el-GR"/>
+                              </w:rPr>
+                              <w:instrText>"</w:instrText>
+                            </w:r>
+                            <w:r>
+                              <w:fldChar w:fldCharType="separate"/>
+                            </w:r>
+                            <w:r>
+                              <w:rPr>
+                                <w:rStyle w:val="Hyperlink"/>
+                                <w:rFonts w:cs="Times New Roman"/>
+                                <w:lang w:val="el-GR"/>
+                              </w:rPr>
+                              <w:t>up1100754@ac.upatras.gr</w:t>
+                            </w:r>
+                            <w:r>
+                              <w:fldChar w:fldCharType="end"/>
+                            </w:r>
                           </w:p>
                           <w:p>
                             <w:pPr>
@@ -3080,7 +3633,7 @@
           </mc:Choice>
           <mc:Fallback>
             <w:pict>
-              <v:shape w14:anchorId="49A7B590" id="Text Box 6" o:spid="_x0000_s1031" type="#_x0000_t202" style="position:absolute;margin-left:60.75pt;margin-top:10.1pt;width:108.45pt;height:189pt;z-index:251671552;visibility:visible;mso-wrap-style:square;mso-width-percent:0;mso-height-percent:0;mso-wrap-distance-left:9pt;mso-wrap-distance-top:0;mso-wrap-distance-right:9pt;mso-wrap-distance-bottom:0;mso-position-horizontal:absolute;mso-position-horizontal-relative:text;mso-position-vertical:absolute;mso-position-vertical-relative:text;mso-width-percent:0;mso-height-percent:0;mso-width-relative:page;mso-height-relative:page;v-text-anchor:top" o:gfxdata="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">
+              <v:shape w14:anchorId="49A7B590" id="Text Box 6" o:spid="_x0000_s1031" type="#_x0000_t202" style="position:absolute;margin-left:60.75pt;margin-top:10.1pt;width:108.45pt;height:189pt;z-index:251671552;visibility:visible;mso-wrap-style:square;mso-width-percent:0;mso-height-percent:0;mso-wrap-distance-left:9pt;mso-wrap-distance-top:0;mso-wrap-distance-right:9pt;mso-wrap-distance-bottom:0;mso-position-horizontal:absolute;mso-position-horizontal-relative:text;mso-position-vertical:absolute;mso-position-vertical-relative:text;mso-width-percent:0;mso-height-percent:0;mso-width-relative:page;mso-height-relative:page;v-text-anchor:top" o:gfxdata="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">
                 <v:shadow on="t" opacity=".5" offset="6pt,-6pt"/>
                 <v:textbox>
                   <w:txbxContent>
@@ -3115,16 +3668,77 @@
                           <w:lang w:val="el-GR"/>
                         </w:rPr>
                       </w:pPr>
-                      <w:hyperlink r:id="rId19" w:history="1">
-                        <w:r>
-                          <w:rPr>
-                            <w:rStyle w:val="Hyperlink"/>
-                            <w:rFonts w:cs="Times New Roman"/>
-                            <w:lang w:val="el-GR"/>
-                          </w:rPr>
-                          <w:t>up1100754@ac.upatras.gr</w:t>
-                        </w:r>
-                      </w:hyperlink>
+                      <w:r>
+                        <w:fldChar w:fldCharType="begin"/>
+                      </w:r>
+                      <w:r>
+                        <w:instrText>HYPERLINK</w:instrText>
+                      </w:r>
+                      <w:r>
+                        <w:rPr>
+                          <w:lang w:val="el-GR"/>
+                        </w:rPr>
+                        <w:instrText xml:space="preserve"> "</w:instrText>
+                      </w:r>
+                      <w:r>
+                        <w:instrText>mailto</w:instrText>
+                      </w:r>
+                      <w:r>
+                        <w:rPr>
+                          <w:lang w:val="el-GR"/>
+                        </w:rPr>
+                        <w:instrText>:</w:instrText>
+                      </w:r>
+                      <w:r>
+                        <w:instrText>up</w:instrText>
+                      </w:r>
+                      <w:r>
+                        <w:rPr>
+                          <w:lang w:val="el-GR"/>
+                        </w:rPr>
+                        <w:instrText>1100754@</w:instrText>
+                      </w:r>
+                      <w:r>
+                        <w:instrText>ac</w:instrText>
+                      </w:r>
+                      <w:r>
+                        <w:rPr>
+                          <w:lang w:val="el-GR"/>
+                        </w:rPr>
+                        <w:instrText>.</w:instrText>
+                      </w:r>
+                      <w:r>
+                        <w:instrText>upatras</w:instrText>
+                      </w:r>
+                      <w:r>
+                        <w:rPr>
+                          <w:lang w:val="el-GR"/>
+                        </w:rPr>
+                        <w:instrText>.</w:instrText>
+                      </w:r>
+                      <w:r>
+                        <w:instrText>gr</w:instrText>
+                      </w:r>
+                      <w:r>
+                        <w:rPr>
+                          <w:lang w:val="el-GR"/>
+                        </w:rPr>
+                        <w:instrText>"</w:instrText>
+                      </w:r>
+                      <w:r>
+                        <w:fldChar w:fldCharType="separate"/>
+                      </w:r>
+                      <w:r>
+                        <w:rPr>
+                          <w:rStyle w:val="Hyperlink"/>
+                          <w:rFonts w:cs="Times New Roman"/>
+                          <w:lang w:val="el-GR"/>
+                        </w:rPr>
+                        <w:t>up1100754@ac.upatras.gr</w:t>
+                      </w:r>
+                      <w:r>
+                        <w:fldChar w:fldCharType="end"/>
+                      </w:r>
                     </w:p>
                     <w:p>
                       <w:pPr>
@@ -3498,7 +4112,7 @@
                     </pic:cNvPicPr>
                   </pic:nvPicPr>
                   <pic:blipFill>
-                    <a:blip r:embed="rId20">
+                    <a:blip r:embed="rId10">
                       <a:extLst>
                         <a:ext uri="{28A0092B-C50C-407E-A947-70E740481C1C}">
                           <a14:useLocalDpi xmlns:a14="http://schemas.microsoft.com/office/drawing/2010/main" val="0"/>
@@ -3575,7 +4189,7 @@
                     </pic:cNvPicPr>
                   </pic:nvPicPr>
                   <pic:blipFill>
-                    <a:blip r:embed="rId21" cstate="print">
+                    <a:blip r:embed="rId11" cstate="print">
                       <a:extLst>
                         <a:ext uri="{28A0092B-C50C-407E-A947-70E740481C1C}">
                           <a14:useLocalDpi xmlns:a14="http://schemas.microsoft.com/office/drawing/2010/main" val="0"/>
@@ -3661,7 +4275,7 @@
                                 <w:lang w:val="el-GR"/>
                               </w:rPr>
                             </w:pPr>
-                            <w:hyperlink r:id="rId22" w:history="1">
+                            <w:hyperlink r:id="rId12" w:history="1">
                               <w:r>
                                 <w:rPr>
                                   <w:rStyle w:val="Hyperlink"/>
@@ -3895,15 +4509,7 @@
                                 <w:szCs w:val="32"/>
                                 <w:lang w:val="el-GR"/>
                               </w:rPr>
-                              <w:t xml:space="preserve">Σε </w:t>
-                            </w:r>
-                            <w:r>
-                              <w:rPr>
-                                <w:sz w:val="32"/>
-                                <w:szCs w:val="32"/>
-                                <w:lang w:val="el-GR"/>
-                              </w:rPr>
-                              <w:t xml:space="preserve">περίπτωση που ο κωδικός </w:t>
+                              <w:t xml:space="preserve">Σε περίπτωση που ο κωδικός </w:t>
                             </w:r>
                             <w:r>
                               <w:rPr>
@@ -5263,7 +5869,7 @@
           <w:noProof/>
         </w:rPr>
         <w:drawing>
-          <wp:anchor distT="0" distB="0" distL="114300" distR="114300" simplePos="0" relativeHeight="251681792" behindDoc="1" locked="0" layoutInCell="1" allowOverlap="1" wp14:anchorId="137A77AB" wp14:editId="18D8C2A3">
+          <wp:anchor distT="0" distB="0" distL="114300" distR="114300" simplePos="0" relativeHeight="251681792" behindDoc="1" locked="0" layoutInCell="1" allowOverlap="1" wp14:anchorId="137A77AB" wp14:editId="0A12CC02">
             <wp:simplePos x="0" y="0"/>
             <wp:positionH relativeFrom="page">
               <wp:align>right</wp:align>
@@ -6233,7 +6839,6 @@
           <w:color w:val="00B050"/>
           <w:sz w:val="40"/>
           <w:szCs w:val="40"/>
-          <w:lang w:val="el-GR"/>
         </w:rPr>
       </w:pPr>
       <w:r>
@@ -6243,8 +6848,64 @@
           <w:szCs w:val="40"/>
         </w:rPr>
         <w:lastRenderedPageBreak/>
-        <w:t>DeepSeek</w:t>
-      </w:r>
+        <w:t>MySQL Workbench</w:t>
+      </w:r>
+    </w:p>
+    <w:p>
+      <w:pPr>
+        <w:rPr>
+          <w:sz w:val="32"/>
+          <w:szCs w:val="32"/>
+          <w:lang w:val="el-GR"/>
+        </w:rPr>
+      </w:pPr>
+      <w:r>
+        <w:rPr>
+          <w:sz w:val="32"/>
+          <w:szCs w:val="32"/>
+          <w:lang w:val="el-GR"/>
+        </w:rPr>
+        <w:t xml:space="preserve">Έγινε χρήση του </w:t>
+      </w:r>
+      <w:r>
+        <w:rPr>
+          <w:sz w:val="32"/>
+          <w:szCs w:val="32"/>
+        </w:rPr>
+        <w:t>MySQL</w:t>
+      </w:r>
+      <w:r>
+        <w:rPr>
+          <w:sz w:val="32"/>
+          <w:szCs w:val="32"/>
+          <w:lang w:val="el-GR"/>
+        </w:rPr>
+        <w:t xml:space="preserve"> </w:t>
+      </w:r>
+      <w:r>
+        <w:rPr>
+          <w:sz w:val="32"/>
+          <w:szCs w:val="32"/>
+        </w:rPr>
+        <w:t>Workbench</w:t>
+      </w:r>
+      <w:r>
+        <w:rPr>
+          <w:sz w:val="32"/>
+          <w:szCs w:val="32"/>
+          <w:lang w:val="el-GR"/>
+        </w:rPr>
+        <w:t xml:space="preserve"> με σκοπό τον σχεδιασμό της βάσης δεδομένων</w:t>
+      </w:r>
+    </w:p>
+    <w:p>
+      <w:pPr>
+        <w:rPr>
+          <w:sz w:val="32"/>
+          <w:szCs w:val="32"/>
+          <w:lang w:val="el-GR"/>
+        </w:rPr>
+      </w:pPr>
     </w:p>
     <w:p>
       <w:pPr>
@@ -6255,6 +6916,26 @@
           <w:lang w:val="el-GR"/>
         </w:rPr>
       </w:pPr>
+      <w:proofErr w:type="spellStart"/>
+      <w:r>
+        <w:rPr>
+          <w:color w:val="00B050"/>
+          <w:sz w:val="40"/>
+          <w:szCs w:val="40"/>
+        </w:rPr>
+        <w:t>DeepSeek</w:t>
+      </w:r>
+      <w:proofErr w:type="spellEnd"/>
+    </w:p>
+    <w:p>
+      <w:pPr>
+        <w:rPr>
+          <w:color w:val="00B050"/>
+          <w:sz w:val="40"/>
+          <w:szCs w:val="40"/>
+          <w:lang w:val="el-GR"/>
+        </w:rPr>
+      </w:pPr>
       <w:r>
         <w:rPr>
           <w:sz w:val="32"/>
@@ -6317,6 +6998,16 @@
         </w:rPr>
         <w:t>.</w:t>
       </w:r>
+    </w:p>
+    <w:p>
+      <w:pPr>
+        <w:rPr>
+          <w:color w:val="00B050"/>
+          <w:sz w:val="40"/>
+          <w:szCs w:val="40"/>
+          <w:lang w:val="el-GR"/>
+        </w:rPr>
+      </w:pPr>
     </w:p>
     <w:sectPr>
       <w:footerReference w:type="default" r:id="rId25"/>
@@ -7266,6 +7957,7 @@
   <w:style w:type="character" w:default="1" w:styleId="DefaultParagraphFont">
     <w:name w:val="Default Paragraph Font"/>
     <w:uiPriority w:val="1"/>
+    <w:semiHidden/>
     <w:unhideWhenUsed/>
   </w:style>
   <w:style w:type="table" w:default="1" w:styleId="TableNormal">
